--- a/flow/20240204_zachala_ev/mt090b.docx
+++ b/flow/20240204_zachala_ev/mt090b.docx
@@ -84,7 +84,13 @@
         <w:rPr>
           <w:color w:val="000000"/>
         </w:rPr>
-        <w:t xml:space="preserve"> Тоді фарисеї пішли й радили раду, як би його піймати на слові. </w:t>
+        <w:t xml:space="preserve"> </w:t>
+      </w:r>
+      <w:r>
+        <w:rPr>
+          <w:color w:val="000000"/>
+        </w:rPr>
+        <w:t xml:space="preserve">Одного разу радились фарисеї, як би зловити Ісуса на слові, </w:t>
       </w:r>
       <w:r>
         <w:rPr>
@@ -96,7 +102,19 @@
         <w:rPr>
           <w:color w:val="000000"/>
         </w:rPr>
-        <w:t xml:space="preserve"> І вислали до нього своїх учнів разом з </w:t>
+        <w:t xml:space="preserve"> </w:t>
+      </w:r>
+      <w:r>
+        <w:rPr>
+          <w:color w:val="000000"/>
+        </w:rPr>
+        <w:t>і посилають</w:t>
+      </w:r>
+      <w:r>
+        <w:rPr>
+          <w:color w:val="000000"/>
+        </w:rPr>
+        <w:t xml:space="preserve"> до нього своїх учнів разом з </w:t>
       </w:r>
       <w:proofErr w:type="spellStart"/>
       <w:r>
